--- a/Report.docx
+++ b/Report.docx
@@ -1038,33 +1038,11 @@
           </w:tcPr>
           <w:p>
             <w:hyperlink r:id="rId6" w:history="1">
-              <w:proofErr w:type="spellStart"/>
               <w:r>
                 <w:rPr>
                   <w:rStyle w:val="Hyperlink"/>
                 </w:rPr>
-                <w:t>graphhopper</w:t>
-              </w:r>
-              <w:proofErr w:type="spellEnd"/>
-              <w:r>
-                <w:rPr>
-                  <w:rStyle w:val="Hyperlink"/>
-                </w:rPr>
-                <w:t>/</w:t>
-              </w:r>
-              <w:proofErr w:type="spellStart"/>
-              <w:r>
-                <w:rPr>
-                  <w:rStyle w:val="Hyperlink"/>
-                </w:rPr>
-                <w:t>graphhopper</w:t>
-              </w:r>
-              <w:proofErr w:type="spellEnd"/>
-              <w:r>
-                <w:rPr>
-                  <w:rStyle w:val="Hyperlink"/>
-                </w:rPr>
-                <w:t>: Open source routing engine for OpenStreetMap. Use it as Java library or standalone web server.</w:t>
+                <w:t>graphhopper/graphhopper: Open source routing engine for OpenStreetMap. Use it as Java library or standalone web server.</w:t>
               </w:r>
             </w:hyperlink>
             <w:r>
@@ -1150,8 +1128,6 @@
           <w:p>
             <w:r>
               <w:br/>
-            </w:r>
-            <w:r>
               <w:t>Valhalla is a much more optimized and active opensource alternative for this with an active repo this is usable.</w:t>
             </w:r>
           </w:p>
@@ -1204,33 +1180,11 @@
           </w:tcPr>
           <w:p>
             <w:hyperlink r:id="rId8" w:history="1">
-              <w:proofErr w:type="spellStart"/>
               <w:r>
                 <w:rPr>
                   <w:rStyle w:val="Hyperlink"/>
                 </w:rPr>
-                <w:t>opentripplanner</w:t>
-              </w:r>
-              <w:proofErr w:type="spellEnd"/>
-              <w:r>
-                <w:rPr>
-                  <w:rStyle w:val="Hyperlink"/>
-                </w:rPr>
-                <w:t>/</w:t>
-              </w:r>
-              <w:proofErr w:type="spellStart"/>
-              <w:r>
-                <w:rPr>
-                  <w:rStyle w:val="Hyperlink"/>
-                </w:rPr>
-                <w:t>OpenTripPlanner</w:t>
-              </w:r>
-              <w:proofErr w:type="spellEnd"/>
-              <w:r>
-                <w:rPr>
-                  <w:rStyle w:val="Hyperlink"/>
-                </w:rPr>
-                <w:t>: An open source multi-modal trip planner</w:t>
+                <w:t>opentripplanner/OpenTripPlanner: An open source multi-modal trip planner</w:t>
               </w:r>
             </w:hyperlink>
           </w:p>
@@ -1263,14 +1217,7 @@
                 <w:b/>
                 <w:bCs/>
               </w:rPr>
-              <w:t>4</w:t>
-            </w:r>
-            <w:r>
-              <w:rPr>
-                <w:b/>
-                <w:bCs/>
-              </w:rPr>
-              <w:t>.</w:t>
+              <w:t>4.</w:t>
             </w:r>
           </w:p>
         </w:tc>
@@ -1314,15 +1261,7 @@
             </w:r>
             <w:r>
               <w:br/>
-              <w:t xml:space="preserve">I found some </w:t>
-            </w:r>
-            <w:proofErr w:type="spellStart"/>
-            <w:r>
-              <w:t>github</w:t>
-            </w:r>
-            <w:proofErr w:type="spellEnd"/>
-            <w:r>
-              <w:t xml:space="preserve"> repos </w:t>
+              <w:t xml:space="preserve">I found some github repos </w:t>
             </w:r>
             <w:r>
               <w:lastRenderedPageBreak/>
@@ -1349,14 +1288,7 @@
                 <w:bCs/>
               </w:rPr>
               <w:lastRenderedPageBreak/>
-              <w:t>5</w:t>
-            </w:r>
-            <w:r>
-              <w:rPr>
-                <w:b/>
-                <w:bCs/>
-              </w:rPr>
-              <w:t>.</w:t>
+              <w:t>5.</w:t>
             </w:r>
           </w:p>
         </w:tc>
@@ -1398,135 +1330,82 @@
                   <w:b/>
                   <w:bCs/>
                 </w:rPr>
-                <w:t xml:space="preserve">Toll API Docs - </w:t>
+                <w:t>Toll API Docs - TollGuru</w:t>
               </w:r>
-              <w:proofErr w:type="spellStart"/>
+            </w:hyperlink>
+          </w:p>
+        </w:tc>
+        <w:tc>
+          <w:tcPr>
+            <w:tcW w:w="1706" w:type="dxa"/>
+          </w:tcPr>
+          <w:p>
+            <w:r>
+              <w:t>Found TollGuru but this is only its documentation could not find its open source code so this is a dead end. It is paid only 15transction/ day.</w:t>
+            </w:r>
+          </w:p>
+        </w:tc>
+      </w:tr>
+      <w:tr>
+        <w:tc>
+          <w:tcPr>
+            <w:tcW w:w="400" w:type="dxa"/>
+          </w:tcPr>
+          <w:p>
+            <w:pPr>
+              <w:rPr>
+                <w:b/>
+                <w:bCs/>
+              </w:rPr>
+            </w:pPr>
+            <w:r>
+              <w:rPr>
+                <w:b/>
+                <w:bCs/>
+              </w:rPr>
+              <w:t>6.</w:t>
+            </w:r>
+          </w:p>
+        </w:tc>
+        <w:tc>
+          <w:tcPr>
+            <w:tcW w:w="1935" w:type="dxa"/>
+          </w:tcPr>
+          <w:p>
+            <w:r>
+              <w:t>Dynamic Re Routing</w:t>
+            </w:r>
+          </w:p>
+        </w:tc>
+        <w:tc>
+          <w:tcPr>
+            <w:tcW w:w="1166" w:type="dxa"/>
+          </w:tcPr>
+          <w:p>
+            <w:r>
+              <w:t>Partial</w:t>
+            </w:r>
+          </w:p>
+        </w:tc>
+        <w:tc>
+          <w:tcPr>
+            <w:tcW w:w="4054" w:type="dxa"/>
+          </w:tcPr>
+          <w:p>
+            <w:pPr>
+              <w:rPr>
+                <w:b/>
+                <w:bCs/>
+              </w:rPr>
+            </w:pPr>
+            <w:hyperlink r:id="rId10" w:history="1">
               <w:r>
                 <w:rPr>
                   <w:rStyle w:val="Hyperlink"/>
                   <w:b/>
                   <w:bCs/>
                 </w:rPr>
-                <w:t>TollGuru</w:t>
-              </w:r>
-              <w:proofErr w:type="spellEnd"/>
-            </w:hyperlink>
-          </w:p>
-        </w:tc>
-        <w:tc>
-          <w:tcPr>
-            <w:tcW w:w="1706" w:type="dxa"/>
-          </w:tcPr>
-          <w:p>
-            <w:r>
-              <w:t xml:space="preserve">Found </w:t>
-            </w:r>
-            <w:proofErr w:type="spellStart"/>
-            <w:r>
-              <w:t>TollGuru</w:t>
-            </w:r>
-            <w:proofErr w:type="spellEnd"/>
-            <w:r>
-              <w:t xml:space="preserve"> but this is only its documentation could not find its open source code so this is a dead end. It is paid only 15transction/ day.</w:t>
-            </w:r>
-          </w:p>
-        </w:tc>
-      </w:tr>
-      <w:tr>
-        <w:tc>
-          <w:tcPr>
-            <w:tcW w:w="400" w:type="dxa"/>
-          </w:tcPr>
-          <w:p>
-            <w:pPr>
-              <w:rPr>
-                <w:b/>
-                <w:bCs/>
-              </w:rPr>
-            </w:pPr>
-            <w:r>
-              <w:rPr>
-                <w:b/>
-                <w:bCs/>
-              </w:rPr>
-              <w:t>6</w:t>
-            </w:r>
-            <w:r>
-              <w:rPr>
-                <w:b/>
-                <w:bCs/>
-              </w:rPr>
-              <w:t>.</w:t>
-            </w:r>
-          </w:p>
-        </w:tc>
-        <w:tc>
-          <w:tcPr>
-            <w:tcW w:w="1935" w:type="dxa"/>
-          </w:tcPr>
-          <w:p>
-            <w:r>
-              <w:t>Dynamic Re Routing</w:t>
-            </w:r>
-          </w:p>
-        </w:tc>
-        <w:tc>
-          <w:tcPr>
-            <w:tcW w:w="1166" w:type="dxa"/>
-          </w:tcPr>
-          <w:p>
-            <w:r>
-              <w:t>Partial</w:t>
-            </w:r>
-          </w:p>
-        </w:tc>
-        <w:tc>
-          <w:tcPr>
-            <w:tcW w:w="4054" w:type="dxa"/>
-          </w:tcPr>
-          <w:p>
-            <w:pPr>
-              <w:rPr>
-                <w:b/>
-                <w:bCs/>
-              </w:rPr>
-            </w:pPr>
-            <w:hyperlink r:id="rId10" w:history="1">
-              <w:proofErr w:type="spellStart"/>
-              <w:r>
-                <w:rPr>
-                  <w:rStyle w:val="Hyperlink"/>
-                  <w:b/>
-                  <w:bCs/>
-                </w:rPr>
-                <w:t>TimefoldAI</w:t>
-              </w:r>
-              <w:proofErr w:type="spellEnd"/>
-              <w:r>
-                <w:rPr>
-                  <w:rStyle w:val="Hyperlink"/>
-                  <w:b/>
-                  <w:bCs/>
-                </w:rPr>
-                <w:t>/</w:t>
-              </w:r>
-              <w:proofErr w:type="spellStart"/>
-              <w:r>
-                <w:rPr>
-                  <w:rStyle w:val="Hyperlink"/>
-                  <w:b/>
-                  <w:bCs/>
-                </w:rPr>
-                <w:t>timefold</w:t>
-              </w:r>
-              <w:proofErr w:type="spellEnd"/>
-              <w:r>
-                <w:rPr>
-                  <w:rStyle w:val="Hyperlink"/>
-                  <w:b/>
-                  <w:bCs/>
-                </w:rPr>
-                <w:t>-solver: The open source Solver AI for Java and Kotlin to optimize scheduling and routing. Solve the vehicle routing problem, employee rostering, task assignment, maintenance scheduling and other planning problems.</w:t>
+                <w:t>TimefoldAI/timefold-solver: The open source Solver AI for Java and Kotlin to optimize scheduling and routing. Solve the vehicle routing problem, employee rostering, task assignment, maintenance scheduling and other planning problems.</w:t>
               </w:r>
             </w:hyperlink>
           </w:p>
@@ -1537,44 +1416,13 @@
           </w:tcPr>
           <w:p>
             <w:r>
-              <w:t xml:space="preserve">No big open source project exists although this can be solved using or tools optimization </w:t>
-            </w:r>
-            <w:proofErr w:type="spellStart"/>
-            <w:r>
-              <w:t>everytime</w:t>
-            </w:r>
-            <w:proofErr w:type="spellEnd"/>
-            <w:r>
-              <w:t xml:space="preserve"> a new order or route or vehicle </w:t>
-            </w:r>
-            <w:proofErr w:type="spellStart"/>
-            <w:r>
-              <w:t>appers</w:t>
-            </w:r>
-            <w:proofErr w:type="spellEnd"/>
-            <w:r>
-              <w:t>.</w:t>
+              <w:t>No big open source project exists although this can be solved using or tools optimization everytime a new order or route or vehicle appers.</w:t>
             </w:r>
           </w:p>
           <w:p>
             <w:r>
               <w:br/>
-            </w:r>
-            <w:proofErr w:type="spellStart"/>
-            <w:r>
-              <w:t>Timefold</w:t>
-            </w:r>
-            <w:proofErr w:type="spellEnd"/>
-            <w:r>
-              <w:t xml:space="preserve"> Solver is a better approach as the above redoing approach would become very inefficient. The </w:t>
-            </w:r>
-            <w:proofErr w:type="spellStart"/>
-            <w:r>
-              <w:t>timefolds</w:t>
-            </w:r>
-            <w:proofErr w:type="spellEnd"/>
-            <w:r>
-              <w:t xml:space="preserve"> approach is a little different instead of </w:t>
+              <w:t xml:space="preserve">Timefold Solver is a better approach as the above redoing approach would become very inefficient. The timefolds approach is a little different instead of </w:t>
             </w:r>
             <w:r>
               <w:lastRenderedPageBreak/>
@@ -1593,51 +1441,59 @@
         </w:rPr>
       </w:pPr>
       <w:r>
+        <w:br/>
+      </w:r>
+      <w:r>
         <w:rPr>
           <w:b/>
           <w:bCs/>
         </w:rPr>
-        <w:t>Module 3: Working Tool</w:t>
+        <w:t>Module 3: Working Tool - Dynamic Rerouting</w:t>
       </w:r>
     </w:p>
     <w:p>
-      <w:r>
+      <w:pPr>
         <w:rPr>
           <w:b/>
           <w:bCs/>
         </w:rPr>
-        <w:t>My pick</w:t>
-      </w:r>
+      </w:pPr>
       <w:r>
         <w:rPr>
           <w:b/>
           <w:bCs/>
         </w:rPr>
-        <w:t>:</w:t>
-      </w:r>
+        <w:t>My Pick &amp; Rationale</w:t>
+      </w:r>
+    </w:p>
+    <w:p>
       <w:r>
         <w:rPr>
           <w:b/>
           <w:bCs/>
         </w:rPr>
-        <w:t xml:space="preserve"> </w:t>
-      </w:r>
-      <w:r>
-        <w:t>Dynamic rerouting</w:t>
-      </w:r>
+        <w:t>My Pick:</w:t>
+      </w:r>
+      <w:r>
+        <w:t xml:space="preserve"> Dynamic rerouting</w:t>
+      </w:r>
+    </w:p>
+    <w:p>
       <w:r>
         <w:rPr>
           <w:b/>
           <w:bCs/>
         </w:rPr>
-        <w:br/>
-        <w:t xml:space="preserve">Current issue: </w:t>
-      </w:r>
-      <w:r>
-        <w:t xml:space="preserve">This is offline so it doesn’t have any time so when I new order comes it has to either continue with the old path or generate a new path completely. </w:t>
-      </w:r>
-      <w:r>
-        <w:t xml:space="preserve">                                                                                                                              </w:t>
+        <w:t>Current Issue:</w:t>
+      </w:r>
+      <w:r>
+        <w:t xml:space="preserve"> OR-Tools is inherently offline, meaning it doesn’t have a native concept of time. When a new order comes in mid</w:t>
+      </w:r>
+      <w:r>
+        <w:t xml:space="preserve"> s</w:t>
+      </w:r>
+      <w:r>
+        <w:t>hift, the system typically has to either blindly continue with the old path or generate a completely new path from scratch.</w:t>
       </w:r>
     </w:p>
     <w:p>
@@ -1646,73 +1502,263 @@
           <w:b/>
           <w:bCs/>
         </w:rPr>
-        <w:t xml:space="preserve">Why: </w:t>
-      </w:r>
-      <w:r>
-        <w:t xml:space="preserve">According to me this is a real world </w:t>
-      </w:r>
-      <w:proofErr w:type="spellStart"/>
-      <w:r>
-        <w:t>problemand</w:t>
-      </w:r>
-      <w:proofErr w:type="spellEnd"/>
-      <w:r>
-        <w:t xml:space="preserve"> little to no open source solution exists for this problem hence I will be tackling it.</w:t>
+        <w:t>Why I Chose This:</w:t>
+      </w:r>
+      <w:r>
+        <w:t xml:space="preserve"> According to me, this is a critical real-world problem </w:t>
+      </w:r>
+      <w:r>
+        <w:t xml:space="preserve">that differentiates a proper aws style route optimizer from OR tools </w:t>
+      </w:r>
+      <w:r>
+        <w:t>and</w:t>
+      </w:r>
+      <w:r>
+        <w:t xml:space="preserve"> this has </w:t>
+      </w:r>
+      <w:r>
+        <w:t>little to no open-source solution exists for this problem</w:t>
+      </w:r>
+      <w:r>
+        <w:t xml:space="preserve">, so I will build it. </w:t>
+      </w:r>
+    </w:p>
+    <w:p>
+      <w:pPr>
+        <w:rPr>
+          <w:b/>
+          <w:bCs/>
+        </w:rPr>
+      </w:pPr>
+      <w:r>
+        <w:rPr>
+          <w:b/>
+          <w:bCs/>
+        </w:rPr>
+        <w:t>The Approach</w:t>
+      </w:r>
+    </w:p>
+    <w:p>
+      <w:r>
+        <w:t xml:space="preserve">I introduced a time-based system that keeps track of the vehicle's state and new orders when they arrive. </w:t>
+      </w:r>
+      <w:r>
+        <w:t xml:space="preserve">Taking help from the time fold API </w:t>
+      </w:r>
+      <w:r>
+        <w:t>goal is to ensure that when a new order arrives, the old path is largely preserved while integrating the new order.</w:t>
+      </w:r>
+    </w:p>
+    <w:p>
+      <w:r>
+        <w:t>We could make an approach that is basically a</w:t>
+      </w:r>
+      <w:r>
+        <w:t xml:space="preserve"> simple</w:t>
+      </w:r>
+      <w:r>
+        <w:t xml:space="preserve"> wrapper around OR-Tools, calling it each time a new order arrives to remake the route from the start</w:t>
+      </w:r>
+      <w:r>
+        <w:t xml:space="preserve"> (This was my initial thought process) </w:t>
+      </w:r>
+      <w:r>
+        <w:t>. However, for many incoming orders, that approach would be highly inefficient and cause massive route jitter for drivers.</w:t>
+      </w:r>
+    </w:p>
+    <w:p>
+      <w:r>
+        <w:t xml:space="preserve">But this new approach takes the previous path as a hint and makes the new path using the old path so that all the previous mathematical work isn’t lost. </w:t>
+      </w:r>
+    </w:p>
+    <w:p>
+      <w:pPr>
+        <w:rPr>
+          <w:b/>
+          <w:bCs/>
+        </w:rPr>
+      </w:pPr>
+      <w:r>
+        <w:rPr>
+          <w:b/>
+          <w:bCs/>
+        </w:rPr>
+        <w:t>Technical Implementation</w:t>
+      </w:r>
+    </w:p>
+    <w:p>
+      <w:pPr>
+        <w:rPr>
+          <w:b/>
+          <w:bCs/>
+        </w:rPr>
+      </w:pPr>
+      <w:r>
+        <w:rPr>
+          <w:b/>
+          <w:bCs/>
+        </w:rPr>
+        <w:t>Some issues I faced:</w:t>
+      </w:r>
+    </w:p>
+    <w:p>
+      <w:pPr>
+        <w:numPr>
+          <w:ilvl w:val="0"/>
+          <w:numId w:val="2"/>
+        </w:numPr>
+      </w:pPr>
+      <w:r>
+        <w:rPr>
+          <w:b/>
+          <w:bCs/>
+        </w:rPr>
+        <w:t xml:space="preserve">Solving the </w:t>
+      </w:r>
+      <w:r>
+        <w:rPr>
+          <w:b/>
+          <w:bCs/>
+        </w:rPr>
+        <w:t>T</w:t>
+      </w:r>
+      <w:r>
+        <w:rPr>
+          <w:b/>
+          <w:bCs/>
+        </w:rPr>
+        <w:t>eleporting Truck (Explicit Starts/Ends):</w:t>
+      </w:r>
+      <w:r>
+        <w:t xml:space="preserve"> By default, OR-Tools uses a single depot parameter, assuming a vehicle starts and ends at the exact same node (Index 0). When a new order arrives mid-route, the truck is no longer at the warehouse. If we just re-run the solver, the math assumes the truck magically teleported back to the depot.</w:t>
+      </w:r>
+    </w:p>
+    <w:p>
+      <w:pPr>
+        <w:numPr>
+          <w:ilvl w:val="1"/>
+          <w:numId w:val="2"/>
+        </w:numPr>
+      </w:pPr>
+      <w:r>
+        <w:rPr>
+          <w:i/>
+          <w:iCs/>
+        </w:rPr>
+        <w:t>Solution:</w:t>
+      </w:r>
+      <w:r>
+        <w:t xml:space="preserve"> I overrode the depot initialization, using explicit starts and ends arrays in the RoutingIndexManager. I built a dynamic ID mapping system (mapping = [current_location] + remaining_nodes + [new_customer] + [0]) so the sub-problem forces the vehicle to start at its exact physical location and terminate at the original warehouse.</w:t>
+      </w:r>
+    </w:p>
+    <w:p>
+      <w:pPr>
+        <w:numPr>
+          <w:ilvl w:val="0"/>
+          <w:numId w:val="2"/>
+        </w:numPr>
+      </w:pPr>
+      <w:r>
+        <w:rPr>
+          <w:b/>
+          <w:bCs/>
+        </w:rPr>
+        <w:lastRenderedPageBreak/>
+        <w:t>Filtering History:</w:t>
+      </w:r>
+      <w:r>
+        <w:t xml:space="preserve"> I implemented a state-tracker that removes completed nodes from the new distance matrix entirely. This prevents the solver from attempting to route a driver backward in time to stops they have already fulfilled.</w:t>
+      </w:r>
+    </w:p>
+    <w:p>
+      <w:pPr>
+        <w:numPr>
+          <w:ilvl w:val="0"/>
+          <w:numId w:val="2"/>
+        </w:numPr>
+      </w:pPr>
+      <w:r>
+        <w:rPr>
+          <w:b/>
+          <w:bCs/>
+        </w:rPr>
+        <w:t>Preventing Route Jitter via Warm Starts (The Hint):</w:t>
+      </w:r>
+      <w:r>
+        <w:t xml:space="preserve"> As mentioned in the approach, instead of letting OR-Tools guess routes from a blank slate, the script extracts the remaining unvisited nodes and maps them into the new local matrix indices.</w:t>
+      </w:r>
+    </w:p>
+    <w:p>
+      <w:pPr>
+        <w:numPr>
+          <w:ilvl w:val="1"/>
+          <w:numId w:val="2"/>
+        </w:numPr>
+      </w:pPr>
+      <w:r>
+        <w:rPr>
+          <w:i/>
+          <w:iCs/>
+        </w:rPr>
+        <w:t>Solution:</w:t>
+      </w:r>
+      <w:r>
+        <w:t xml:space="preserve"> It takes this previous sequence and </w:t>
+      </w:r>
+      <w:r>
+        <w:rPr>
+          <w:b/>
+          <w:bCs/>
+        </w:rPr>
+        <w:t>inaugurates it as a hint</w:t>
+      </w:r>
+      <w:r>
+        <w:t xml:space="preserve"> by passing it back into OR-Tools using routing.</w:t>
+      </w:r>
+      <w:r>
+        <w:t xml:space="preserve"> </w:t>
+      </w:r>
+      <w:r>
+        <w:t>ReadAssignmentFromRoutes. By coupling this "Warm Start" hint with Guided Local Search (GUIDED_LOCAL_SEARCH) and a strict time limit, the engine cleanly slots the new order into the optimal position without scrambling the unchanged sequence, minimizing driver disruption and computational overhead.</w:t>
+      </w:r>
+    </w:p>
+    <w:p>
+      <w:pPr>
+        <w:rPr>
+          <w:b/>
+          <w:bCs/>
+        </w:rPr>
+      </w:pPr>
+      <w:r>
+        <w:rPr>
+          <w:b/>
+          <w:bCs/>
+        </w:rPr>
+        <w:t>Conclusion &amp; The Hardest Unsolved Problem</w:t>
+      </w:r>
+    </w:p>
+    <w:p>
+      <w:r>
+        <w:t>The extension successfully demonstrates that OR-Tools can be adapted for live dispatching with the right architectural wrappers.</w:t>
+      </w:r>
+    </w:p>
+    <w:p>
+      <w:r>
+        <w:t xml:space="preserve">However, based on this research, the hardest unsolved part of this space isn't the math—it's the </w:t>
+      </w:r>
+      <w:r>
+        <w:rPr>
+          <w:b/>
+          <w:bCs/>
+        </w:rPr>
+        <w:t>intersection of dynamic routing and live traffic</w:t>
+      </w:r>
+      <w:r>
+        <w:t>. Even if you dynamically inject an order seamlessly via a Warm Start, you are still relying on a static distance matrix. In the real world, a 5:00 PM accident on a highway invalidates the entire cost matrix. Solving this requires continuously regenerating massive N x N travel-time matrices via a live traffic API (like Google Maps or TomTom) and feeding them back into the solver in real-time. Doing this at scale without incurring astronomical API costs remains the largest hurdle for open-source enterprise routing.</w:t>
       </w:r>
     </w:p>
     <w:p/>
-    <w:p>
-      <w:r>
-        <w:t xml:space="preserve">I think we should </w:t>
-      </w:r>
-      <w:r>
-        <w:t xml:space="preserve">introduce a </w:t>
-      </w:r>
-      <w:r>
-        <w:t>time-based</w:t>
-      </w:r>
-      <w:r>
-        <w:t xml:space="preserve"> system that keeps track of all the new orders when they arrive and when a new order arrives the old path is used and new order in </w:t>
-      </w:r>
-      <w:r>
-        <w:t xml:space="preserve">so basically use the basics of </w:t>
-      </w:r>
-      <w:proofErr w:type="spellStart"/>
-      <w:r>
-        <w:t>TimeFold</w:t>
-      </w:r>
-      <w:proofErr w:type="spellEnd"/>
-      <w:r>
-        <w:t xml:space="preserve"> API to do it.</w:t>
-      </w:r>
-    </w:p>
-    <w:p>
-      <w:r>
-        <w:t xml:space="preserve">We could make </w:t>
-      </w:r>
-      <w:proofErr w:type="spellStart"/>
-      <w:r>
-        <w:t>a</w:t>
-      </w:r>
-      <w:proofErr w:type="spellEnd"/>
-      <w:r>
-        <w:t xml:space="preserve"> approach that is basically a wrapper around </w:t>
-      </w:r>
-      <w:r>
-        <w:t>the OR Tools calling it each time a new order arrives we could recall the OR Tools for a re making but for many incoming orders that approach would be very inefficient.</w:t>
-      </w:r>
-    </w:p>
-    <w:p>
-      <w:r>
-        <w:t>We could instead of a restarting from the start</w:t>
-      </w:r>
-      <w:r>
-        <w:t xml:space="preserve"> use the previous route inaugurate it as a hint</w:t>
-      </w:r>
-      <w:r>
-        <w:br/>
-      </w:r>
-    </w:p>
+    <w:p/>
     <w:sectPr>
       <w:pgSz w:w="12240" w:h="15840"/>
       <w:pgMar w:top="1440" w:right="1440" w:bottom="1440" w:left="1440" w:header="720" w:footer="720" w:gutter="0"/>
@@ -1726,6 +1772,123 @@
 <file path=word/numbering.xml><?xml version="1.0" encoding="utf-8"?>
 <w:numbering xmlns:wpc="http://schemas.microsoft.com/office/word/2010/wordprocessingCanvas" xmlns:cx="http://schemas.microsoft.com/office/drawing/2014/chartex" xmlns:cx1="http://schemas.microsoft.com/office/drawing/2015/9/8/chartex" xmlns:cx2="http://schemas.microsoft.com/office/drawing/2015/10/21/chartex" xmlns:cx3="http://schemas.microsoft.com/office/drawing/2016/5/9/chartex" xmlns:cx4="http://schemas.microsoft.com/office/drawing/2016/5/10/chartex" xmlns:cx5="http://schemas.microsoft.com/office/drawing/2016/5/11/chartex" xmlns:cx6="http://schemas.microsoft.com/office/drawing/2016/5/12/chartex" xmlns:cx7="http://schemas.microsoft.com/office/drawing/2016/5/13/chartex" xmlns:cx8="http://schemas.microsoft.com/office/drawing/2016/5/14/chartex" xmlns:mc="http://schemas.openxmlformats.org/markup-compatibility/2006" xmlns:aink="http://schemas.microsoft.com/office/drawing/2016/ink" xmlns:am3d="http://schemas.microsoft.com/office/drawing/2017/model3d" xmlns:o="urn:schemas-microsoft-com:office:office" xmlns:oel="http://schemas.microsoft.com/office/2019/extlst" xmlns:r="http://schemas.openxmlformats.org/officeDocument/2006/relationships" xmlns:m="http://schemas.openxmlformats.org/officeDocument/2006/math" xmlns:v="urn:schemas-microsoft-com:vml" xmlns:wp14="http://schemas.microsoft.com/office/word/2010/wordprocessingDrawing" xmlns:wp="http://schemas.openxmlformats.org/drawingml/2006/wordprocessingDrawing" xmlns:w10="urn:schemas-microsoft-com:office:word" xmlns:w="http://schemas.openxmlformats.org/wordprocessingml/2006/main" xmlns:w14="http://schemas.microsoft.com/office/word/2010/wordml" xmlns:w15="http://schemas.microsoft.com/office/word/2012/wordml" xmlns:w16cex="http://schemas.microsoft.com/office/word/2018/wordml/cex" xmlns:w16cid="http://schemas.microsoft.com/office/word/2016/wordml/cid" xmlns:w16="http://schemas.microsoft.com/office/word/2018/wordml" xmlns:w16sdtdh="http://schemas.microsoft.com/office/word/2020/wordml/sdtdatahash" xmlns:w16se="http://schemas.microsoft.com/office/word/2015/wordml/symex" xmlns:wpg="http://schemas.microsoft.com/office/word/2010/wordprocessingGroup" xmlns:wpi="http://schemas.microsoft.com/office/word/2010/wordprocessingInk" xmlns:wne="http://schemas.microsoft.com/office/word/2006/wordml" xmlns:wps="http://schemas.microsoft.com/office/word/2010/wordprocessingShape" mc:Ignorable="w14 w15 w16se w16cid w16 w16cex w16sdtdh wp14">
   <w:abstractNum w:abstractNumId="0" w15:restartNumberingAfterBreak="0">
+    <w:nsid w:val="21835839"/>
+    <w:multiLevelType w:val="multilevel"/>
+    <w:tmpl w:val="81DA2E8C"/>
+    <w:lvl w:ilvl="0">
+      <w:start w:val="1"/>
+      <w:numFmt w:val="decimal"/>
+      <w:lvlText w:val="%1."/>
+      <w:lvlJc w:val="left"/>
+      <w:pPr>
+        <w:tabs>
+          <w:tab w:val="num" w:pos="720"/>
+        </w:tabs>
+        <w:ind w:left="720" w:hanging="360"/>
+      </w:pPr>
+    </w:lvl>
+    <w:lvl w:ilvl="1">
+      <w:start w:val="1"/>
+      <w:numFmt w:val="bullet"/>
+      <w:lvlText w:val="o"/>
+      <w:lvlJc w:val="left"/>
+      <w:pPr>
+        <w:tabs>
+          <w:tab w:val="num" w:pos="1440"/>
+        </w:tabs>
+        <w:ind w:left="1440" w:hanging="360"/>
+      </w:pPr>
+      <w:rPr>
+        <w:rFonts w:ascii="Courier New" w:hAnsi="Courier New" w:hint="default"/>
+        <w:sz w:val="20"/>
+      </w:rPr>
+    </w:lvl>
+    <w:lvl w:ilvl="2" w:tentative="1">
+      <w:start w:val="1"/>
+      <w:numFmt w:val="decimal"/>
+      <w:lvlText w:val="%3."/>
+      <w:lvlJc w:val="left"/>
+      <w:pPr>
+        <w:tabs>
+          <w:tab w:val="num" w:pos="2160"/>
+        </w:tabs>
+        <w:ind w:left="2160" w:hanging="360"/>
+      </w:pPr>
+    </w:lvl>
+    <w:lvl w:ilvl="3" w:tentative="1">
+      <w:start w:val="1"/>
+      <w:numFmt w:val="decimal"/>
+      <w:lvlText w:val="%4."/>
+      <w:lvlJc w:val="left"/>
+      <w:pPr>
+        <w:tabs>
+          <w:tab w:val="num" w:pos="2880"/>
+        </w:tabs>
+        <w:ind w:left="2880" w:hanging="360"/>
+      </w:pPr>
+    </w:lvl>
+    <w:lvl w:ilvl="4" w:tentative="1">
+      <w:start w:val="1"/>
+      <w:numFmt w:val="decimal"/>
+      <w:lvlText w:val="%5."/>
+      <w:lvlJc w:val="left"/>
+      <w:pPr>
+        <w:tabs>
+          <w:tab w:val="num" w:pos="3600"/>
+        </w:tabs>
+        <w:ind w:left="3600" w:hanging="360"/>
+      </w:pPr>
+    </w:lvl>
+    <w:lvl w:ilvl="5" w:tentative="1">
+      <w:start w:val="1"/>
+      <w:numFmt w:val="decimal"/>
+      <w:lvlText w:val="%6."/>
+      <w:lvlJc w:val="left"/>
+      <w:pPr>
+        <w:tabs>
+          <w:tab w:val="num" w:pos="4320"/>
+        </w:tabs>
+        <w:ind w:left="4320" w:hanging="360"/>
+      </w:pPr>
+    </w:lvl>
+    <w:lvl w:ilvl="6" w:tentative="1">
+      <w:start w:val="1"/>
+      <w:numFmt w:val="decimal"/>
+      <w:lvlText w:val="%7."/>
+      <w:lvlJc w:val="left"/>
+      <w:pPr>
+        <w:tabs>
+          <w:tab w:val="num" w:pos="5040"/>
+        </w:tabs>
+        <w:ind w:left="5040" w:hanging="360"/>
+      </w:pPr>
+    </w:lvl>
+    <w:lvl w:ilvl="7" w:tentative="1">
+      <w:start w:val="1"/>
+      <w:numFmt w:val="decimal"/>
+      <w:lvlText w:val="%8."/>
+      <w:lvlJc w:val="left"/>
+      <w:pPr>
+        <w:tabs>
+          <w:tab w:val="num" w:pos="5760"/>
+        </w:tabs>
+        <w:ind w:left="5760" w:hanging="360"/>
+      </w:pPr>
+    </w:lvl>
+    <w:lvl w:ilvl="8" w:tentative="1">
+      <w:start w:val="1"/>
+      <w:numFmt w:val="decimal"/>
+      <w:lvlText w:val="%9."/>
+      <w:lvlJc w:val="left"/>
+      <w:pPr>
+        <w:tabs>
+          <w:tab w:val="num" w:pos="6480"/>
+        </w:tabs>
+        <w:ind w:left="6480" w:hanging="360"/>
+      </w:pPr>
+    </w:lvl>
+  </w:abstractNum>
+  <w:abstractNum w:abstractNumId="1" w15:restartNumberingAfterBreak="0">
     <w:nsid w:val="233D0AC5"/>
     <w:multiLevelType w:val="hybridMultilevel"/>
     <w:tmpl w:val="492A45C0"/>
@@ -1816,6 +1979,9 @@
     </w:lvl>
   </w:abstractNum>
   <w:num w:numId="1" w16cid:durableId="1554655622">
+    <w:abstractNumId w:val="1"/>
+  </w:num>
+  <w:num w:numId="2" w16cid:durableId="322054615">
     <w:abstractNumId w:val="0"/>
   </w:num>
 </w:numbering>
@@ -2219,6 +2385,7 @@
   <w:style w:type="paragraph" w:default="1" w:styleId="Normal">
     <w:name w:val="Normal"/>
     <w:qFormat/>
+    <w:rsid w:val="007605FB"/>
   </w:style>
   <w:style w:type="paragraph" w:styleId="Heading1">
     <w:name w:val="heading 1"/>
@@ -2422,6 +2589,7 @@
   <w:style w:type="character" w:default="1" w:styleId="DefaultParagraphFont">
     <w:name w:val="Default Paragraph Font"/>
     <w:uiPriority w:val="1"/>
+    <w:semiHidden/>
     <w:unhideWhenUsed/>
   </w:style>
   <w:style w:type="table" w:default="1" w:styleId="TableNormal">
